--- a/assignments/articulos-de-la-confederacion-ELL-worksheet.docx
+++ b/assignments/articulos-de-la-confederacion-ELL-worksheet.docx
@@ -282,7 +282,7 @@
               </w:rPr>
               <w:t xml:space="preserve">▸ Wikipedia en español — resumen general: </w:t>
             </w:r>
-            <w:hyperlink w:history="1" r:id="rIdrhqafzi3waaflornldjoc">
+            <w:hyperlink w:history="1" r:id="rIdatxs3atxwvigdsvzwziie">
               <w:r>
                 <w:rPr>
                   <w:rFonts w:ascii="Arial" w:cs="Arial" w:eastAsia="Arial" w:hAnsi="Arial"/>
@@ -313,7 +313,7 @@
               </w:rPr>
               <w:t xml:space="preserve">▸ LibreTexts Español — capítulo de libro de texto: </w:t>
             </w:r>
-            <w:hyperlink w:history="1" r:id="rIdwg-ypsy2sqgnqyk9du7jv">
+            <w:hyperlink w:history="1" r:id="rIdpujnkwoejhh6gxcuoeyim">
               <w:r>
                 <w:rPr>
                   <w:rFonts w:ascii="Arial" w:cs="Arial" w:eastAsia="Arial" w:hAnsi="Arial"/>
@@ -344,7 +344,7 @@
               </w:rPr>
               <w:t xml:space="preserve">▸ Texto completo del documento de 1777, en español: </w:t>
             </w:r>
-            <w:hyperlink w:history="1" r:id="rIdxmkkjr81cexz9jhtlmufb">
+            <w:hyperlink w:history="1" r:id="rIdxlo8p4j8zpsa5whbasptd">
               <w:r>
                 <w:rPr>
                   <w:rFonts w:ascii="Arial" w:cs="Arial" w:eastAsia="Arial" w:hAnsi="Arial"/>
@@ -1761,7 +1761,7 @@
           <w:sz w:val="22"/>
           <w:szCs w:val="22"/>
         </w:rPr>
-        <w:t xml:space="preserve">PARTE 3  ·  Cierto o Falso</w:t>
+        <w:t xml:space="preserve">PARTE 3  ·  Respuestas cortas</w:t>
       </w:r>
       <w:r>
         <w:rPr>
@@ -1775,7 +1775,7 @@
           <w:sz w:val="19"/>
           <w:szCs w:val="19"/>
         </w:rPr>
-        <w:t xml:space="preserve">   Circle C (cierto / true) or F (falso / false).</w:t>
+        <w:t xml:space="preserve">   Answer in a few words. Spanish or English.</w:t>
       </w:r>
       <w:r>
         <w:rPr>
@@ -1795,13 +1795,13 @@
           <w:sz w:val="20"/>
           <w:szCs w:val="20"/>
         </w:rPr>
-        <w:t xml:space="preserve">	6 pts</w:t>
+        <w:t xml:space="preserve">	10 pts</w:t>
       </w:r>
     </w:p>
     <w:p>
       <w:pPr>
         <w:keepNext w:val="false"/>
-        <w:spacing w:after="80" w:before="0" w:line="260"/>
+        <w:spacing w:after="100" w:before="0" w:line="260"/>
       </w:pPr>
       <w:r>
         <w:rPr>
@@ -1815,13 +1815,13 @@
           <w:sz w:val="19"/>
           <w:szCs w:val="19"/>
         </w:rPr>
-        <w:t xml:space="preserve">Encierra en un círculo la respuesta correcta.</w:t>
+        <w:t xml:space="preserve">Contesta con POCAS palabras. Puedes contestar EN ESPAÑOL o en inglés. Todas las respuestas están en la lectura de arriba.</w:t>
       </w:r>
     </w:p>
     <w:p>
       <w:pPr>
         <w:keepNext w:val="false"/>
-        <w:spacing w:after="50" w:before="0" w:line="260"/>
+        <w:spacing w:after="10" w:before="0" w:line="260"/>
       </w:pPr>
       <w:r>
         <w:rPr>
@@ -1835,152 +1835,14 @@
           <w:sz w:val="21"/>
           <w:szCs w:val="21"/>
         </w:rPr>
-        <w:t xml:space="preserve">1.  C   /   F      The Articles of Confederation made a STRONG central government.</w:t>
+        <w:t xml:space="preserve">1. Who could NOT collect taxes?</w:t>
       </w:r>
     </w:p>
     <w:p>
       <w:pPr>
         <w:keepNext w:val="false"/>
-        <w:spacing w:after="50" w:before="0" w:line="260"/>
-      </w:pPr>
-      <w:r>
-        <w:rPr>
-          <w:rFonts w:ascii="Arial" w:cs="Arial" w:eastAsia="Arial" w:hAnsi="Arial"/>
-          <w:b w:val="false"/>
-          <w:bCs w:val="false"/>
-          <w:i w:val="false"/>
-          <w:iCs w:val="false"/>
-          <w:caps w:val="false"/>
-          <w:color w:val="000000"/>
-          <w:sz w:val="21"/>
-          <w:szCs w:val="21"/>
-        </w:rPr>
-        <w:t xml:space="preserve">2.  C   /   F      Each state had one vote in Congress.</w:t>
-      </w:r>
-    </w:p>
-    <w:p>
-      <w:pPr>
-        <w:keepNext w:val="false"/>
-        <w:spacing w:after="50" w:before="0" w:line="260"/>
-      </w:pPr>
-      <w:r>
-        <w:rPr>
-          <w:rFonts w:ascii="Arial" w:cs="Arial" w:eastAsia="Arial" w:hAnsi="Arial"/>
-          <w:b w:val="false"/>
-          <w:bCs w:val="false"/>
-          <w:i w:val="false"/>
-          <w:iCs w:val="false"/>
-          <w:caps w:val="false"/>
-          <w:color w:val="000000"/>
-          <w:sz w:val="21"/>
-          <w:szCs w:val="21"/>
-        </w:rPr>
-        <w:t xml:space="preserve">3.  C   /   F      Congress could collect taxes from the people.</w:t>
-      </w:r>
-    </w:p>
-    <w:p>
-      <w:pPr>
-        <w:keepNext w:val="false"/>
-        <w:spacing w:after="50" w:before="0" w:line="260"/>
-      </w:pPr>
-      <w:r>
-        <w:rPr>
-          <w:rFonts w:ascii="Arial" w:cs="Arial" w:eastAsia="Arial" w:hAnsi="Arial"/>
-          <w:b w:val="false"/>
-          <w:bCs w:val="false"/>
-          <w:i w:val="false"/>
-          <w:iCs w:val="false"/>
-          <w:caps w:val="false"/>
-          <w:color w:val="000000"/>
-          <w:sz w:val="21"/>
-          <w:szCs w:val="21"/>
-        </w:rPr>
-        <w:t xml:space="preserve">4.  C   /   F      There was no president under the Articles.</w:t>
-      </w:r>
-    </w:p>
-    <w:p>
-      <w:pPr>
-        <w:keepNext w:val="false"/>
-        <w:spacing w:after="50" w:before="0" w:line="260"/>
-      </w:pPr>
-      <w:r>
-        <w:rPr>
-          <w:rFonts w:ascii="Arial" w:cs="Arial" w:eastAsia="Arial" w:hAnsi="Arial"/>
-          <w:b w:val="false"/>
-          <w:bCs w:val="false"/>
-          <w:i w:val="false"/>
-          <w:iCs w:val="false"/>
-          <w:caps w:val="false"/>
-          <w:color w:val="000000"/>
-          <w:sz w:val="21"/>
-          <w:szCs w:val="21"/>
-        </w:rPr>
-        <w:t xml:space="preserve">5.  C   /   F      All 13 states had to agree to change the Articles.</w:t>
-      </w:r>
-    </w:p>
-    <w:p>
-      <w:pPr>
-        <w:keepNext w:val="false"/>
-        <w:spacing w:after="50" w:before="0" w:line="260"/>
-      </w:pPr>
-      <w:r>
-        <w:rPr>
-          <w:rFonts w:ascii="Arial" w:cs="Arial" w:eastAsia="Arial" w:hAnsi="Arial"/>
-          <w:b w:val="false"/>
-          <w:bCs w:val="false"/>
-          <w:i w:val="false"/>
-          <w:iCs w:val="false"/>
-          <w:caps w:val="false"/>
-          <w:color w:val="000000"/>
-          <w:sz w:val="21"/>
-          <w:szCs w:val="21"/>
-        </w:rPr>
-        <w:t xml:space="preserve">6.  C   /   F      Shays’ Rebellion happened in Texas.</w:t>
-      </w:r>
-    </w:p>
-    <w:p>
-      <w:pPr>
-        <w:keepNext w:val="false"/>
-        <w:spacing w:after="40" w:before="0" w:line="260"/>
-      </w:pPr>
-      <w:r>
-        <w:rPr>
-          <w:rFonts w:ascii="Arial" w:cs="Arial" w:eastAsia="Arial" w:hAnsi="Arial"/>
-          <w:b w:val="false"/>
-          <w:bCs w:val="false"/>
-          <w:i w:val="false"/>
-          <w:iCs w:val="false"/>
-          <w:caps w:val="false"/>
-          <w:color w:val="000000"/>
-          <w:sz w:val="21"/>
-          <w:szCs w:val="21"/>
-        </w:rPr>
-        <w:t xml:space="preserve"/>
-      </w:r>
-    </w:p>
-    <w:p>
-      <w:pPr>
-        <w:keepNext/>
-        <w:shd w:fill="DCE6F1" w:color="auto" w:val="clear"/>
-        <w:tabs>
-          <w:tab w:val="right" w:pos="10680"/>
-        </w:tabs>
-        <w:spacing w:after="90" w:before="220" w:line="260"/>
-      </w:pPr>
-      <w:r>
-        <w:rPr>
-          <w:rFonts w:ascii="Arial" w:cs="Arial" w:eastAsia="Arial" w:hAnsi="Arial"/>
-          <w:b/>
-          <w:bCs/>
-          <w:i w:val="false"/>
-          <w:iCs w:val="false"/>
-          <w:caps w:val="false"/>
-          <w:color w:val="000000"/>
-          <w:sz w:val="22"/>
-          <w:szCs w:val="22"/>
-        </w:rPr>
-        <w:t xml:space="preserve">PARTE 3B  ·  Corrige</w:t>
-      </w:r>
+        <w:spacing w:after="20" w:before="0" w:line="260"/>
+      </w:pPr>
       <w:r>
         <w:rPr>
           <w:rFonts w:ascii="Arial" w:cs="Arial" w:eastAsia="Arial" w:hAnsi="Arial"/>
@@ -1993,67 +1855,7 @@
           <w:sz w:val="19"/>
           <w:szCs w:val="19"/>
         </w:rPr>
-        <w:t xml:space="preserve">   Pick TWO false sentences. Fix them in Spanish.</w:t>
-      </w:r>
-      <w:r>
-        <w:rPr>
-          <w:rFonts w:ascii="Arial" w:cs="Arial" w:eastAsia="Arial" w:hAnsi="Arial"/>
-        </w:rPr>
-        <w:t xml:space="preserve"/>
-      </w:r>
-      <w:r>
-        <w:rPr>
-          <w:rFonts w:ascii="Arial" w:cs="Arial" w:eastAsia="Arial" w:hAnsi="Arial"/>
-          <w:b/>
-          <w:bCs/>
-          <w:i w:val="false"/>
-          <w:iCs w:val="false"/>
-          <w:caps w:val="false"/>
-          <w:color w:val="1F3864"/>
-          <w:sz w:val="20"/>
-          <w:szCs w:val="20"/>
-        </w:rPr>
-        <w:t xml:space="preserve">	4 pts</w:t>
-      </w:r>
-    </w:p>
-    <w:p>
-      <w:pPr>
-        <w:keepNext w:val="false"/>
-        <w:spacing w:after="60" w:before="0" w:line="260"/>
-      </w:pPr>
-      <w:r>
-        <w:rPr>
-          <w:rFonts w:ascii="Arial" w:cs="Arial" w:eastAsia="Arial" w:hAnsi="Arial"/>
-          <w:b w:val="false"/>
-          <w:bCs w:val="false"/>
-          <w:i/>
-          <w:iCs/>
-          <w:caps w:val="false"/>
-          <w:color w:val="000000"/>
-          <w:sz w:val="19"/>
-          <w:szCs w:val="19"/>
-        </w:rPr>
-        <w:t xml:space="preserve">Escoge DOS oraciones falsas. Escríbelas correctamente EN ESPAÑOL.</w:t>
-      </w:r>
-    </w:p>
-    <w:p>
-      <w:pPr>
-        <w:keepNext w:val="false"/>
-        <w:spacing w:after="20" w:before="0" w:line="260"/>
-      </w:pPr>
-      <w:r>
-        <w:rPr>
-          <w:rFonts w:ascii="Arial" w:cs="Arial" w:eastAsia="Arial" w:hAnsi="Arial"/>
-          <w:b w:val="false"/>
-          <w:bCs w:val="false"/>
-          <w:i w:val="false"/>
-          <w:iCs w:val="false"/>
-          <w:caps w:val="false"/>
-          <w:color w:val="000000"/>
-          <w:sz w:val="20"/>
-          <w:szCs w:val="20"/>
-        </w:rPr>
-        <w:t xml:space="preserve">Oración # _____</w:t>
+        <w:t xml:space="preserve">¿Quién no podía cobrar impuestos?</w:t>
       </w:r>
     </w:p>
     <w:p>
@@ -2081,21 +1883,227 @@
     <w:p>
       <w:pPr>
         <w:keepNext w:val="false"/>
-        <w:spacing w:after="20" w:before="80" w:line="260"/>
-      </w:pPr>
-      <w:r>
-        <w:rPr>
-          <w:rFonts w:ascii="Arial" w:cs="Arial" w:eastAsia="Arial" w:hAnsi="Arial"/>
-          <w:b w:val="false"/>
-          <w:bCs w:val="false"/>
-          <w:i w:val="false"/>
-          <w:iCs w:val="false"/>
-          <w:caps w:val="false"/>
-          <w:color w:val="000000"/>
-          <w:sz w:val="20"/>
-          <w:szCs w:val="20"/>
-        </w:rPr>
-        <w:t xml:space="preserve">Oración # _____</w:t>
+        <w:spacing w:after="10" w:before="90" w:line="260"/>
+      </w:pPr>
+      <w:r>
+        <w:rPr>
+          <w:rFonts w:ascii="Arial" w:cs="Arial" w:eastAsia="Arial" w:hAnsi="Arial"/>
+          <w:b w:val="false"/>
+          <w:bCs w:val="false"/>
+          <w:i w:val="false"/>
+          <w:iCs w:val="false"/>
+          <w:caps w:val="false"/>
+          <w:color w:val="000000"/>
+          <w:sz w:val="21"/>
+          <w:szCs w:val="21"/>
+        </w:rPr>
+        <w:t xml:space="preserve">2. How many votes did each state have in Congress?</w:t>
+      </w:r>
+    </w:p>
+    <w:p>
+      <w:pPr>
+        <w:keepNext w:val="false"/>
+        <w:spacing w:after="20" w:before="0" w:line="260"/>
+      </w:pPr>
+      <w:r>
+        <w:rPr>
+          <w:rFonts w:ascii="Arial" w:cs="Arial" w:eastAsia="Arial" w:hAnsi="Arial"/>
+          <w:b w:val="false"/>
+          <w:bCs w:val="false"/>
+          <w:i/>
+          <w:iCs/>
+          <w:caps w:val="false"/>
+          <w:color w:val="3B4A5A"/>
+          <w:sz w:val="19"/>
+          <w:szCs w:val="19"/>
+        </w:rPr>
+        <w:t xml:space="preserve">¿Cuántos votos tenía cada estado en el Congreso?</w:t>
+      </w:r>
+    </w:p>
+    <w:p>
+      <w:pPr>
+        <w:pBdr>
+          <w:bottom w:val="single" w:color="9AA5B1" w:sz="4"/>
+        </w:pBdr>
+        <w:spacing w:after="90" w:before="90" w:line="260"/>
+      </w:pPr>
+      <w:r>
+        <w:rPr>
+          <w:rFonts w:ascii="Arial" w:cs="Arial" w:eastAsia="Arial" w:hAnsi="Arial"/>
+          <w:b w:val="false"/>
+          <w:bCs w:val="false"/>
+          <w:i w:val="false"/>
+          <w:iCs w:val="false"/>
+          <w:caps w:val="false"/>
+          <w:color w:val="000000"/>
+          <w:sz w:val="21"/>
+          <w:szCs w:val="21"/>
+        </w:rPr>
+        <w:t xml:space="preserve"/>
+      </w:r>
+    </w:p>
+    <w:p>
+      <w:pPr>
+        <w:keepNext w:val="false"/>
+        <w:spacing w:after="10" w:before="90" w:line="260"/>
+      </w:pPr>
+      <w:r>
+        <w:rPr>
+          <w:rFonts w:ascii="Arial" w:cs="Arial" w:eastAsia="Arial" w:hAnsi="Arial"/>
+          <w:b w:val="false"/>
+          <w:bCs w:val="false"/>
+          <w:i w:val="false"/>
+          <w:iCs w:val="false"/>
+          <w:caps w:val="false"/>
+          <w:color w:val="000000"/>
+          <w:sz w:val="21"/>
+          <w:szCs w:val="21"/>
+        </w:rPr>
+        <w:t xml:space="preserve">3. Why did the states make a weak government?</w:t>
+      </w:r>
+    </w:p>
+    <w:p>
+      <w:pPr>
+        <w:keepNext w:val="false"/>
+        <w:spacing w:after="20" w:before="0" w:line="260"/>
+      </w:pPr>
+      <w:r>
+        <w:rPr>
+          <w:rFonts w:ascii="Arial" w:cs="Arial" w:eastAsia="Arial" w:hAnsi="Arial"/>
+          <w:b w:val="false"/>
+          <w:bCs w:val="false"/>
+          <w:i/>
+          <w:iCs/>
+          <w:caps w:val="false"/>
+          <w:color w:val="3B4A5A"/>
+          <w:sz w:val="19"/>
+          <w:szCs w:val="19"/>
+        </w:rPr>
+        <w:t xml:space="preserve">¿Por qué los estados hicieron un gobierno débil?</w:t>
+      </w:r>
+    </w:p>
+    <w:p>
+      <w:pPr>
+        <w:pBdr>
+          <w:bottom w:val="single" w:color="9AA5B1" w:sz="4"/>
+        </w:pBdr>
+        <w:spacing w:after="90" w:before="90" w:line="260"/>
+      </w:pPr>
+      <w:r>
+        <w:rPr>
+          <w:rFonts w:ascii="Arial" w:cs="Arial" w:eastAsia="Arial" w:hAnsi="Arial"/>
+          <w:b w:val="false"/>
+          <w:bCs w:val="false"/>
+          <w:i w:val="false"/>
+          <w:iCs w:val="false"/>
+          <w:caps w:val="false"/>
+          <w:color w:val="000000"/>
+          <w:sz w:val="21"/>
+          <w:szCs w:val="21"/>
+        </w:rPr>
+        <w:t xml:space="preserve"/>
+      </w:r>
+    </w:p>
+    <w:p>
+      <w:pPr>
+        <w:keepNext w:val="false"/>
+        <w:spacing w:after="10" w:before="90" w:line="260"/>
+      </w:pPr>
+      <w:r>
+        <w:rPr>
+          <w:rFonts w:ascii="Arial" w:cs="Arial" w:eastAsia="Arial" w:hAnsi="Arial"/>
+          <w:b w:val="false"/>
+          <w:bCs w:val="false"/>
+          <w:i w:val="false"/>
+          <w:iCs w:val="false"/>
+          <w:caps w:val="false"/>
+          <w:color w:val="000000"/>
+          <w:sz w:val="21"/>
+          <w:szCs w:val="21"/>
+        </w:rPr>
+        <w:t xml:space="preserve">4. How many states had to say yes to change the Articles?</w:t>
+      </w:r>
+    </w:p>
+    <w:p>
+      <w:pPr>
+        <w:keepNext w:val="false"/>
+        <w:spacing w:after="20" w:before="0" w:line="260"/>
+      </w:pPr>
+      <w:r>
+        <w:rPr>
+          <w:rFonts w:ascii="Arial" w:cs="Arial" w:eastAsia="Arial" w:hAnsi="Arial"/>
+          <w:b w:val="false"/>
+          <w:bCs w:val="false"/>
+          <w:i/>
+          <w:iCs/>
+          <w:caps w:val="false"/>
+          <w:color w:val="3B4A5A"/>
+          <w:sz w:val="19"/>
+          <w:szCs w:val="19"/>
+        </w:rPr>
+        <w:t xml:space="preserve">¿Cuántos estados tenían que decir que sí para cambiar los Artículos?</w:t>
+      </w:r>
+    </w:p>
+    <w:p>
+      <w:pPr>
+        <w:pBdr>
+          <w:bottom w:val="single" w:color="9AA5B1" w:sz="4"/>
+        </w:pBdr>
+        <w:spacing w:after="90" w:before="90" w:line="260"/>
+      </w:pPr>
+      <w:r>
+        <w:rPr>
+          <w:rFonts w:ascii="Arial" w:cs="Arial" w:eastAsia="Arial" w:hAnsi="Arial"/>
+          <w:b w:val="false"/>
+          <w:bCs w:val="false"/>
+          <w:i w:val="false"/>
+          <w:iCs w:val="false"/>
+          <w:caps w:val="false"/>
+          <w:color w:val="000000"/>
+          <w:sz w:val="21"/>
+          <w:szCs w:val="21"/>
+        </w:rPr>
+        <w:t xml:space="preserve"/>
+      </w:r>
+    </w:p>
+    <w:p>
+      <w:pPr>
+        <w:keepNext w:val="false"/>
+        <w:spacing w:after="10" w:before="90" w:line="260"/>
+      </w:pPr>
+      <w:r>
+        <w:rPr>
+          <w:rFonts w:ascii="Arial" w:cs="Arial" w:eastAsia="Arial" w:hAnsi="Arial"/>
+          <w:b w:val="false"/>
+          <w:bCs w:val="false"/>
+          <w:i w:val="false"/>
+          <w:iCs w:val="false"/>
+          <w:caps w:val="false"/>
+          <w:color w:val="000000"/>
+          <w:sz w:val="21"/>
+          <w:szCs w:val="21"/>
+        </w:rPr>
+        <w:t xml:space="preserve">5. What happened in Massachusetts in 1786?</w:t>
+      </w:r>
+    </w:p>
+    <w:p>
+      <w:pPr>
+        <w:keepNext w:val="false"/>
+        <w:spacing w:after="20" w:before="0" w:line="260"/>
+      </w:pPr>
+      <w:r>
+        <w:rPr>
+          <w:rFonts w:ascii="Arial" w:cs="Arial" w:eastAsia="Arial" w:hAnsi="Arial"/>
+          <w:b w:val="false"/>
+          <w:bCs w:val="false"/>
+          <w:i/>
+          <w:iCs/>
+          <w:caps w:val="false"/>
+          <w:color w:val="3B4A5A"/>
+          <w:sz w:val="19"/>
+          <w:szCs w:val="19"/>
+        </w:rPr>
+        <w:t xml:space="preserve">¿Qué pasó en Massachusetts en 1786?</w:t>
       </w:r>
     </w:p>
     <w:p>

--- a/assignments/articulos-de-la-confederacion-ELL-worksheet.docx
+++ b/assignments/articulos-de-la-confederacion-ELL-worksheet.docx
@@ -282,7 +282,7 @@
               </w:rPr>
               <w:t xml:space="preserve">▸ Wikipedia en español — resumen general: </w:t>
             </w:r>
-            <w:hyperlink w:history="1" r:id="rIdatxs3atxwvigdsvzwziie">
+            <w:hyperlink w:history="1" r:id="rIdrvxyhhfzht12cezlmk_w0">
               <w:r>
                 <w:rPr>
                   <w:rFonts w:ascii="Arial" w:cs="Arial" w:eastAsia="Arial" w:hAnsi="Arial"/>
@@ -313,7 +313,7 @@
               </w:rPr>
               <w:t xml:space="preserve">▸ LibreTexts Español — capítulo de libro de texto: </w:t>
             </w:r>
-            <w:hyperlink w:history="1" r:id="rIdpujnkwoejhh6gxcuoeyim">
+            <w:hyperlink w:history="1" r:id="rIdn79xnd_hww7xlwoc_-qmi">
               <w:r>
                 <w:rPr>
                   <w:rFonts w:ascii="Arial" w:cs="Arial" w:eastAsia="Arial" w:hAnsi="Arial"/>
@@ -344,7 +344,7 @@
               </w:rPr>
               <w:t xml:space="preserve">▸ Texto completo del documento de 1777, en español: </w:t>
             </w:r>
-            <w:hyperlink w:history="1" r:id="rIdxlo8p4j8zpsa5whbasptd">
+            <w:hyperlink w:history="1" r:id="rIdoyi71jpegqpdq-9xytphw">
               <w:r>
                 <w:rPr>
                   <w:rFonts w:ascii="Arial" w:cs="Arial" w:eastAsia="Arial" w:hAnsi="Arial"/>
@@ -1801,7 +1801,7 @@
     <w:p>
       <w:pPr>
         <w:keepNext w:val="false"/>
-        <w:spacing w:after="100" w:before="0" w:line="260"/>
+        <w:spacing w:after="80" w:before="0" w:line="260"/>
       </w:pPr>
       <w:r>
         <w:rPr>
